--- a/Published_Docs/Installation_Guide.docx
+++ b/Published_Docs/Installation_Guide.docx
@@ -74,7 +74,16 @@
     </w:p>
     <w:p>
       <w:r>
-        <w:t xml:space="preserve">You need: the .NET 10 SDK, Node.js, SQL Server reachable from this host, and (for a real environment) IIS with its Windows Authentication role service, the ASP.NET Core Hosting Bundle and the IIS URL Rewrite Module. </w:t>
+        <w:t xml:space="preserve">You need: the .NET 10 SDK, Node.js, SQL Server reachable from this host, and (for a real environment) IIS with its Windows Authentication role service, the ASP.NET Core Hosting Bundle </w:t>
+      </w:r>
+      <w:r>
+        <w:rPr>
+          <w:b/>
+        </w:rPr>
+        <w:t>10.0.13 or later</w:t>
+      </w:r>
+      <w:r>
+        <w:t xml:space="preserve"> and the IIS URL Rewrite Module. </w:t>
       </w:r>
       <w:r>
         <w:rPr>
@@ -95,6 +104,40 @@
       </w:r>
       <w:r>
         <w:t>, "What it deliberately does NOT do").</w:t>
+      </w:r>
+    </w:p>
+    <w:p>
+      <w:pPr>
+        <w:pStyle w:val="ListBullet"/>
+      </w:pPr>
+      <w:r>
+        <w:rPr>
+          <w:b/>
+        </w:rPr>
+        <w:t>Hosting Bundle version</w:t>
+      </w:r>
+      <w:r>
+        <w:t xml:space="preserve">: some security fixes BlueTrack relies on are in .NET itself, so the server must run .NET 10.0.13 or later. The installer's check only confirms that a Hosting Bundle is installed, not its version. Check with </w:t>
+      </w:r>
+      <w:r>
+        <w:rPr>
+          <w:rFonts w:ascii="Consolas" w:hAnsi="Consolas"/>
+          <w:sz w:val="19"/>
+        </w:rPr>
+        <w:t>dotnet --list-runtimes</w:t>
+      </w:r>
+      <w:r>
+        <w:t xml:space="preserve"> (it should list </w:t>
+      </w:r>
+      <w:r>
+        <w:rPr>
+          <w:rFonts w:ascii="Consolas" w:hAnsi="Consolas"/>
+          <w:sz w:val="19"/>
+        </w:rPr>
+        <w:t>Microsoft.AspNetCore.App 10.0.13</w:t>
+      </w:r>
+      <w:r>
+        <w:t xml:space="preserve"> or higher), and install the current Hosting Bundle from Microsoft's .NET download page if it's older. Installing it restarts IIS.</w:t>
       </w:r>
     </w:p>
     <w:p>
@@ -338,7 +381,36 @@
     </w:p>
     <w:p>
       <w:r>
-        <w:t xml:space="preserve">This one script builds the API and SPA, creates and migrates the database, provisions the IIS site, and smoke-tests the result. Anything you leave out, it asks for. Add </w:t>
+        <w:t>This one script builds the API and SPA, creates and migrates the database, writes the site's settings file (</w:t>
+      </w:r>
+      <w:r>
+        <w:rPr>
+          <w:rFonts w:ascii="Consolas" w:hAnsi="Consolas"/>
+          <w:sz w:val="19"/>
+        </w:rPr>
+        <w:t>appsettings.Site.json</w:t>
+      </w:r>
+      <w:r>
+        <w:t xml:space="preserve">: the database connection, HSTS, the allowed folders and the environment name), sets the Site URL that notification emails link to, provisions the IIS site, and smoke-tests the result. </w:t>
+      </w:r>
+      <w:r>
+        <w:rPr>
+          <w:rFonts w:ascii="Consolas" w:hAnsi="Consolas"/>
+          <w:sz w:val="19"/>
+        </w:rPr>
+        <w:t>-Environment</w:t>
+      </w:r>
+      <w:r>
+        <w:t xml:space="preserve"> is a label shown on </w:t>
+      </w:r>
+      <w:r>
+        <w:rPr>
+          <w:b/>
+        </w:rPr>
+        <w:t>Admin &gt; Deployment</w:t>
+      </w:r>
+      <w:r>
+        <w:t xml:space="preserve"> and used in the default install folders; under IIS, BlueTrack always runs as Production, so development-only sign-in stays off whatever you choose. Anything you leave out, it asks for. Add </w:t>
       </w:r>
       <w:r>
         <w:rPr>
@@ -876,7 +948,16 @@
               <w:t>-EvdDatabaseName</w:t>
             </w:r>
             <w:r>
-              <w:t xml:space="preserve"> (Self-Hosted EVD database) as needed.</w:t>
+              <w:t xml:space="preserve"> (Self-Hosted EVD database) as needed. These answers set the CyberArk sources on first install; after that, change them on </w:t>
+            </w:r>
+            <w:r>
+              <w:rPr>
+                <w:b/>
+              </w:rPr>
+              <w:t>Admin &gt; Data Sources</w:t>
+            </w:r>
+            <w:r>
+              <w:t>.</w:t>
             </w:r>
           </w:p>
         </w:tc>
@@ -1322,6 +1403,312 @@
     <w:p>
       <w:r>
         <w:t>The step reports the thumbprint the site now uses and saves it to the site's saved answers, so later installer runs keep it. Remove the old certificate from the store once the site is confirmed working with the new one.</w:t>
+      </w:r>
+    </w:p>
+    <w:p>
+      <w:r>
+        <w:rPr>
+          <w:b/>
+        </w:rPr>
+        <w:t>SAML signing certificate</w:t>
+      </w:r>
+      <w:r>
+        <w:t xml:space="preserve"> (only if you'll use SAML sign-in): this is a separate certificate, not the HTTPS one. The App Pool's account must be able to read its private key. For a certificate in </w:t>
+      </w:r>
+      <w:r>
+        <w:rPr>
+          <w:rFonts w:ascii="Consolas" w:hAnsi="Consolas"/>
+          <w:sz w:val="19"/>
+        </w:rPr>
+        <w:t>LocalMachine\My</w:t>
+      </w:r>
+      <w:r>
+        <w:t xml:space="preserve">: open </w:t>
+      </w:r>
+      <w:r>
+        <w:rPr>
+          <w:rFonts w:ascii="Consolas" w:hAnsi="Consolas"/>
+          <w:sz w:val="19"/>
+        </w:rPr>
+        <w:t>certlm.msc</w:t>
+      </w:r>
+      <w:r>
+        <w:t xml:space="preserve">, right-click the certificate, choose </w:t>
+      </w:r>
+      <w:r>
+        <w:rPr>
+          <w:b/>
+        </w:rPr>
+        <w:t>All Tasks &gt; Manage Private Keys</w:t>
+      </w:r>
+      <w:r>
+        <w:t xml:space="preserve">, and give the App Pool's account </w:t>
+      </w:r>
+      <w:r>
+        <w:rPr>
+          <w:b/>
+        </w:rPr>
+        <w:t>Read</w:t>
+      </w:r>
+      <w:r>
+        <w:t xml:space="preserve">. If it can't read the key, SAML sign-in returns "SAML sign-in is not available" and the Identity Providers health check reports it. Choosing the certificate: </w:t>
+      </w:r>
+      <w:r>
+        <w:rPr>
+          <w:rFonts w:ascii="Consolas" w:hAnsi="Consolas"/>
+          <w:sz w:val="19"/>
+        </w:rPr>
+        <w:t>Admin_Configuration.md</w:t>
+      </w:r>
+      <w:r>
+        <w:t>, "SAML".</w:t>
+      </w:r>
+    </w:p>
+    <w:p>
+      <w:r>
+        <w:rPr>
+          <w:b/>
+        </w:rPr>
+        <w:t>Optional: a SAML certificate only the App Pool's account holds.</w:t>
+      </w:r>
+      <w:r>
+        <w:t xml:space="preserve"> BlueTrack looks for the SP certificate in the App Pool account's own store (</w:t>
+      </w:r>
+      <w:r>
+        <w:rPr>
+          <w:rFonts w:ascii="Consolas" w:hAnsi="Consolas"/>
+          <w:sz w:val="19"/>
+        </w:rPr>
+        <w:t>CurrentUser\My</w:t>
+      </w:r>
+      <w:r>
+        <w:t xml:space="preserve">) before </w:t>
+      </w:r>
+      <w:r>
+        <w:rPr>
+          <w:rFonts w:ascii="Consolas" w:hAnsi="Consolas"/>
+          <w:sz w:val="19"/>
+        </w:rPr>
+        <w:t>LocalMachine\My</w:t>
+      </w:r>
+      <w:r>
+        <w:t xml:space="preserve">, so the account can hold a certificate whose key nobody else can read. This works for a gMSA or a domain account, not for </w:t>
+      </w:r>
+      <w:r>
+        <w:rPr>
+          <w:rFonts w:ascii="Consolas" w:hAnsi="Consolas"/>
+          <w:sz w:val="19"/>
+        </w:rPr>
+        <w:t>ApplicationPoolIdentity</w:t>
+      </w:r>
+      <w:r>
+        <w:t>. There's no installer step for it; do it by hand:</w:t>
+      </w:r>
+    </w:p>
+    <w:p>
+      <w:pPr>
+        <w:pStyle w:val="ListNumber"/>
+      </w:pPr>
+      <w:r>
+        <w:rPr>
+          <w:b/>
+        </w:rPr>
+        <w:t>On your CA:</w:t>
+      </w:r>
+      <w:r>
+        <w:t xml:space="preserve"> make a certificate template for SAML signing (for example, a copy of the *Web Server* template), give the App Pool's account (for a gMSA, </w:t>
+      </w:r>
+      <w:r>
+        <w:rPr>
+          <w:rFonts w:ascii="Consolas" w:hAnsi="Consolas"/>
+          <w:sz w:val="19"/>
+        </w:rPr>
+        <w:t>DOMAIN\BlueTrackSvc$</w:t>
+      </w:r>
+      <w:r>
+        <w:t xml:space="preserve">) </w:t>
+      </w:r>
+      <w:r>
+        <w:rPr>
+          <w:b/>
+        </w:rPr>
+        <w:t>Read</w:t>
+      </w:r>
+      <w:r>
+        <w:t xml:space="preserve"> and </w:t>
+      </w:r>
+      <w:r>
+        <w:rPr>
+          <w:b/>
+        </w:rPr>
+        <w:t>Enroll</w:t>
+      </w:r>
+      <w:r>
+        <w:t xml:space="preserve"> on it, and publish the template on the CA.</w:t>
+      </w:r>
+    </w:p>
+    <w:p>
+      <w:pPr>
+        <w:pStyle w:val="ListNumber"/>
+      </w:pPr>
+      <w:r>
+        <w:rPr>
+          <w:b/>
+        </w:rPr>
+        <w:t>In IIS:</w:t>
+      </w:r>
+      <w:r>
+        <w:t xml:space="preserve"> set the App Pool's </w:t>
+      </w:r>
+      <w:r>
+        <w:rPr>
+          <w:b/>
+        </w:rPr>
+        <w:t>Load User Profile</w:t>
+      </w:r>
+      <w:r>
+        <w:t xml:space="preserve"> (Advanced Settings) to </w:t>
+      </w:r>
+      <w:r>
+        <w:rPr>
+          <w:b/>
+        </w:rPr>
+        <w:t>True</w:t>
+      </w:r>
+      <w:r>
+        <w:t>, so the account has its own certificate store.</w:t>
+      </w:r>
+    </w:p>
+    <w:p>
+      <w:pPr>
+        <w:pStyle w:val="ListNumber"/>
+      </w:pPr>
+      <w:r>
+        <w:rPr>
+          <w:b/>
+        </w:rPr>
+        <w:t>Enroll as the App Pool's account.</w:t>
+      </w:r>
+      <w:r>
+        <w:t xml:space="preserve"> A gMSA can't sign in interactively, so run the request as a one-time scheduled task under that account. For example, in an elevated PowerShell:</w:t>
+      </w:r>
+    </w:p>
+    <w:p>
+      <w:pPr>
+        <w:spacing w:after="0"/>
+        <w:ind w:left="360"/>
+      </w:pPr>
+      <w:r>
+        <w:rPr>
+          <w:rFonts w:ascii="Consolas" w:hAnsi="Consolas"/>
+          <w:color w:val="1F1F1F"/>
+          <w:sz w:val="18"/>
+        </w:rPr>
+        <w:t xml:space="preserve">   $action = New-ScheduledTaskAction -Execute 'powershell.exe' -Argument "-NoProfile -Command Get-Certificate -Template '&lt;template name&gt;' -CertStoreLocation Cert:\CurrentUser\My"</w:t>
+      </w:r>
+    </w:p>
+    <w:p>
+      <w:pPr>
+        <w:spacing w:after="0"/>
+        <w:ind w:left="360"/>
+      </w:pPr>
+      <w:r>
+        <w:rPr>
+          <w:rFonts w:ascii="Consolas" w:hAnsi="Consolas"/>
+          <w:color w:val="1F1F1F"/>
+          <w:sz w:val="18"/>
+        </w:rPr>
+        <w:t xml:space="preserve">   $principal = New-ScheduledTaskPrincipal -UserId 'DOMAIN\BlueTrackSvc$' -LogonType Password</w:t>
+      </w:r>
+    </w:p>
+    <w:p>
+      <w:pPr>
+        <w:spacing w:after="0"/>
+        <w:ind w:left="360"/>
+      </w:pPr>
+      <w:r>
+        <w:rPr>
+          <w:rFonts w:ascii="Consolas" w:hAnsi="Consolas"/>
+          <w:color w:val="1F1F1F"/>
+          <w:sz w:val="18"/>
+        </w:rPr>
+        <w:t xml:space="preserve">   Register-ScheduledTask -TaskName 'BlueTrack SAML certificate' -Action $action -Principal $principal</w:t>
+      </w:r>
+    </w:p>
+    <w:p>
+      <w:pPr>
+        <w:spacing w:after="0"/>
+        <w:ind w:left="360"/>
+      </w:pPr>
+      <w:r>
+        <w:rPr>
+          <w:rFonts w:ascii="Consolas" w:hAnsi="Consolas"/>
+          <w:color w:val="1F1F1F"/>
+          <w:sz w:val="18"/>
+        </w:rPr>
+        <w:t xml:space="preserve">   Start-ScheduledTask -TaskName 'BlueTrack SAML certificate'</w:t>
+      </w:r>
+    </w:p>
+    <w:p>
+      <w:r>
+        <w:t>When it has finished, remove the task (</w:t>
+      </w:r>
+      <w:r>
+        <w:rPr>
+          <w:rFonts w:ascii="Consolas" w:hAnsi="Consolas"/>
+          <w:sz w:val="19"/>
+        </w:rPr>
+        <w:t>Unregister-ScheduledTask -TaskName 'BlueTrack SAML certificate'</w:t>
+      </w:r>
+      <w:r>
+        <w:t>). The template must let the subject name be built from Active Directory, or supply one in the request.</w:t>
+      </w:r>
+    </w:p>
+    <w:p>
+      <w:pPr>
+        <w:pStyle w:val="ListNumber"/>
+      </w:pPr>
+      <w:r>
+        <w:rPr>
+          <w:b/>
+        </w:rPr>
+        <w:t>Find the thumbprint</w:t>
+      </w:r>
+      <w:r>
+        <w:t xml:space="preserve"> (the CA's issued-certificates list, or a second task that lists </w:t>
+      </w:r>
+      <w:r>
+        <w:rPr>
+          <w:rFonts w:ascii="Consolas" w:hAnsi="Consolas"/>
+          <w:sz w:val="19"/>
+        </w:rPr>
+        <w:t>Cert:\CurrentUser\My</w:t>
+      </w:r>
+      <w:r>
+        <w:t xml:space="preserve">), enter it as </w:t>
+      </w:r>
+      <w:r>
+        <w:rPr>
+          <w:b/>
+        </w:rPr>
+        <w:t>SP Certificate Thumbprint</w:t>
+      </w:r>
+      <w:r>
+        <w:t xml:space="preserve"> on Identity Providers, and check the </w:t>
+      </w:r>
+      <w:r>
+        <w:rPr>
+          <w:b/>
+        </w:rPr>
+        <w:t>Identity Providers</w:t>
+      </w:r>
+      <w:r>
+        <w:t xml:space="preserve"> health check on the Deployment page. Renew the same way before the certificate expires.</w:t>
+      </w:r>
+    </w:p>
+    <w:p>
+      <w:r>
+        <w:t>These steps haven't been run on a real install yet; confirm the template settings and the task with your PKI administrator the first time.</w:t>
       </w:r>
     </w:p>
     <w:p>

--- a/Published_Docs/Installation_Guide.docx
+++ b/Published_Docs/Installation_Guide.docx
@@ -117,7 +117,27 @@
         <w:t>Hosting Bundle version</w:t>
       </w:r>
       <w:r>
-        <w:t xml:space="preserve">: some security fixes BlueTrack relies on are in .NET itself, so the server must run .NET 10.0.13 or later. The installer's check only confirms that a Hosting Bundle is installed, not its version. Check with </w:t>
+        <w:t>: some security fixes BlueTrack relies on are in .NET itself, so the server must run .NET 10.0.13 or later. The installer checks it: a Hosting Bundle whose newest ASP.NET Core runtime is older than 10.0.13 counts as missing, and the installer offers to install the current one (</w:t>
+      </w:r>
+      <w:r>
+        <w:rPr>
+          <w:rFonts w:ascii="Consolas" w:hAnsi="Consolas"/>
+          <w:sz w:val="19"/>
+        </w:rPr>
+        <w:t>-Step Prereq.HostingBundle</w:t>
+      </w:r>
+      <w:r>
+        <w:t xml:space="preserve">; see </w:t>
+      </w:r>
+      <w:r>
+        <w:rPr>
+          <w:rFonts w:ascii="Consolas" w:hAnsi="Consolas"/>
+          <w:sz w:val="19"/>
+        </w:rPr>
+        <w:t>Deploy/README.md</w:t>
+      </w:r>
+      <w:r>
+        <w:t xml:space="preserve">). You can also check with </w:t>
       </w:r>
       <w:r>
         <w:rPr>
@@ -137,7 +157,7 @@
         <w:t>Microsoft.AspNetCore.App 10.0.13</w:t>
       </w:r>
       <w:r>
-        <w:t xml:space="preserve"> or higher), and install the current Hosting Bundle from Microsoft's .NET download page if it's older. Installing it restarts IIS.</w:t>
+        <w:t xml:space="preserve"> or higher). Installing it restarts IIS.</w:t>
       </w:r>
     </w:p>
     <w:p>

--- a/Published_Docs/Installation_Guide.docx
+++ b/Published_Docs/Installation_Guide.docx
@@ -958,17 +958,16 @@
               <w:t>-ExportFolderPath</w:t>
             </w:r>
             <w:r>
-              <w:t xml:space="preserve"> (Privilege Cloud export folder) and/or </w:t>
+              <w:t xml:space="preserve"> (Privilege Cloud export folder) when Privilege Cloud is included. Self-Hosted is read from PVWA (Self-Hosted Direct): set its PVWA address and credential on </w:t>
             </w:r>
             <w:r>
               <w:rPr>
-                <w:rFonts w:ascii="Consolas" w:hAnsi="Consolas"/>
-                <w:sz w:val="19"/>
+                <w:b/>
               </w:rPr>
-              <w:t>-EvdDatabaseName</w:t>
+              <w:t>Admin &gt; Data Sources</w:t>
             </w:r>
             <w:r>
-              <w:t xml:space="preserve"> (Self-Hosted EVD database) as needed. These answers set the CyberArk sources on first install; after that, change them on </w:t>
+              <w:t xml:space="preserve"> after installing; until then the nightly import fails, saying so. These answers set the CyberArk sources on first install; after that, change them on </w:t>
             </w:r>
             <w:r>
               <w:rPr>

--- a/Published_Docs/Installation_Guide.docx
+++ b/Published_Docs/Installation_Guide.docx
@@ -1058,6 +1058,71 @@
                 <w:rFonts w:ascii="Consolas" w:hAnsi="Consolas"/>
                 <w:sz w:val="19"/>
               </w:rPr>
+              <w:t>-InstallSqlServerAudit</w:t>
+            </w:r>
+          </w:p>
+        </w:tc>
+        <w:tc>
+          <w:tcPr>
+            <w:tcW w:type="dxa" w:w="2880"/>
+          </w:tcPr>
+          <w:p>
+            <w:r>
+              <w:t xml:space="preserve">Whether the </w:t>
+            </w:r>
+            <w:r>
+              <w:rPr>
+                <w:rFonts w:ascii="Consolas" w:hAnsi="Consolas"/>
+                <w:sz w:val="19"/>
+              </w:rPr>
+              <w:t>Db.SqlServerAudit</w:t>
+            </w:r>
+            <w:r>
+              <w:t xml:space="preserve"> step records every change to or deletion of audit entries in the Windows Security log (a SQL Server audit). With SQL Server on this server it also sets the Windows audit policy *Application Generated* and gives the SQL Server service account the *Generate security audits* right and access to the Security log. </w:t>
+            </w:r>
+            <w:r>
+              <w:rPr>
+                <w:b/>
+              </w:rPr>
+              <w:t>Restart the SQL Server service afterwards</w:t>
+            </w:r>
+            <w:r>
+              <w:t xml:space="preserve"> when the step says so (it doesn't restart it for you), then run </w:t>
+            </w:r>
+            <w:r>
+              <w:rPr>
+                <w:rFonts w:ascii="Consolas" w:hAnsi="Consolas"/>
+                <w:sz w:val="19"/>
+              </w:rPr>
+              <w:t>-Step Db.SqlServerAudit</w:t>
+            </w:r>
+            <w:r>
+              <w:t xml:space="preserve"> again to check it's recording. With SQL Server elsewhere, that server's administrator does the Windows part (Admin_OperationsGuide.md, "Audit Log Seals and the SQL Server Audit").</w:t>
+            </w:r>
+          </w:p>
+        </w:tc>
+        <w:tc>
+          <w:tcPr>
+            <w:tcW w:type="dxa" w:w="2880"/>
+          </w:tcPr>
+          <w:p>
+            <w:r>
+              <w:t>prompted (yes)</w:t>
+            </w:r>
+          </w:p>
+        </w:tc>
+      </w:tr>
+      <w:tr>
+        <w:tc>
+          <w:tcPr>
+            <w:tcW w:type="dxa" w:w="2880"/>
+          </w:tcPr>
+          <w:p>
+            <w:r>
+              <w:rPr>
+                <w:rFonts w:ascii="Consolas" w:hAnsi="Consolas"/>
+                <w:sz w:val="19"/>
+              </w:rPr>
               <w:t>-ResetIis</w:t>
             </w:r>
           </w:p>
@@ -2045,7 +2110,7 @@
         <w:t>Re-run `Db.AppPoolAccess` on an existing install after upgrading</w:t>
       </w:r>
       <w:r>
-        <w:t xml:space="preserve">: the grants it applies change from time to time. The current version makes the audit log append-only for the app's account (it can add audit entries but not change or delete them) and adds </w:t>
+        <w:t xml:space="preserve">: the grants it applies change from time to time. The current version makes the audit log and its seals append-only for the app's account (it can add audit entries and seals but not change or delete them) and adds </w:t>
       </w:r>
       <w:r>
         <w:rPr>

--- a/Published_Docs/Installation_Guide.docx
+++ b/Published_Docs/Installation_Guide.docx
@@ -1058,71 +1058,6 @@
                 <w:rFonts w:ascii="Consolas" w:hAnsi="Consolas"/>
                 <w:sz w:val="19"/>
               </w:rPr>
-              <w:t>-InstallSqlServerAudit</w:t>
-            </w:r>
-          </w:p>
-        </w:tc>
-        <w:tc>
-          <w:tcPr>
-            <w:tcW w:type="dxa" w:w="2880"/>
-          </w:tcPr>
-          <w:p>
-            <w:r>
-              <w:t xml:space="preserve">Whether the </w:t>
-            </w:r>
-            <w:r>
-              <w:rPr>
-                <w:rFonts w:ascii="Consolas" w:hAnsi="Consolas"/>
-                <w:sz w:val="19"/>
-              </w:rPr>
-              <w:t>Db.SqlServerAudit</w:t>
-            </w:r>
-            <w:r>
-              <w:t xml:space="preserve"> step records every change to or deletion of audit entries in the Windows Security log (a SQL Server audit). With SQL Server on this server it also sets the Windows audit policy *Application Generated* and gives the SQL Server service account the *Generate security audits* right and access to the Security log. </w:t>
-            </w:r>
-            <w:r>
-              <w:rPr>
-                <w:b/>
-              </w:rPr>
-              <w:t>Restart the SQL Server service afterwards</w:t>
-            </w:r>
-            <w:r>
-              <w:t xml:space="preserve"> when the step says so (it doesn't restart it for you), then run </w:t>
-            </w:r>
-            <w:r>
-              <w:rPr>
-                <w:rFonts w:ascii="Consolas" w:hAnsi="Consolas"/>
-                <w:sz w:val="19"/>
-              </w:rPr>
-              <w:t>-Step Db.SqlServerAudit</w:t>
-            </w:r>
-            <w:r>
-              <w:t xml:space="preserve"> again to check it's recording. With SQL Server elsewhere, that server's administrator does the Windows part (Admin_OperationsGuide.md, "Audit Log Seals and the SQL Server Audit").</w:t>
-            </w:r>
-          </w:p>
-        </w:tc>
-        <w:tc>
-          <w:tcPr>
-            <w:tcW w:type="dxa" w:w="2880"/>
-          </w:tcPr>
-          <w:p>
-            <w:r>
-              <w:t>prompted (yes)</w:t>
-            </w:r>
-          </w:p>
-        </w:tc>
-      </w:tr>
-      <w:tr>
-        <w:tc>
-          <w:tcPr>
-            <w:tcW w:type="dxa" w:w="2880"/>
-          </w:tcPr>
-          <w:p>
-            <w:r>
-              <w:rPr>
-                <w:rFonts w:ascii="Consolas" w:hAnsi="Consolas"/>
-                <w:sz w:val="19"/>
-              </w:rPr>
               <w:t>-ResetIis</w:t>
             </w:r>
           </w:p>
@@ -2110,7 +2045,7 @@
         <w:t>Re-run `Db.AppPoolAccess` on an existing install after upgrading</w:t>
       </w:r>
       <w:r>
-        <w:t xml:space="preserve">: the grants it applies change from time to time. The current version makes the audit log and its seals append-only for the app's account (it can add audit entries and seals but not change or delete them) and adds </w:t>
+        <w:t xml:space="preserve">: the grants it applies change from time to time. The current version makes the audit log append-only for the app's account (it can add audit entries but not change or delete them) and adds </w:t>
       </w:r>
       <w:r>
         <w:rPr>
